--- a/Lab1_2. CÁC TRƯỜNG HỢP KIỂM THỬ (Test Cases).docx
+++ b/Lab1_2. CÁC TRƯỜNG HỢP KIỂM THỬ (Test Cases).docx
@@ -20,6 +20,48 @@
           <w:sz w:val="26"/>
           <w:szCs w:val="26"/>
         </w:rPr>
+        <w:t>Tên : Nguyễn Đăng Khoa</w:t>
+      </w:r>
+    </w:p>
+    <w:p>
+      <w:pPr>
+        <w:rPr>
+          <w:rFonts w:ascii="Times New Roman" w:hAnsi="Times New Roman" w:cs="Times New Roman"/>
+          <w:b/>
+          <w:bCs/>
+          <w:sz w:val="26"/>
+          <w:szCs w:val="26"/>
+        </w:rPr>
+      </w:pPr>
+      <w:r>
+        <w:rPr>
+          <w:rFonts w:ascii="Times New Roman" w:hAnsi="Times New Roman" w:cs="Times New Roman"/>
+          <w:b/>
+          <w:bCs/>
+          <w:sz w:val="26"/>
+          <w:szCs w:val="26"/>
+        </w:rPr>
+        <w:t>Lớp : 11CNPM2</w:t>
+      </w:r>
+    </w:p>
+    <w:p>
+      <w:pPr>
+        <w:rPr>
+          <w:rFonts w:ascii="Times New Roman" w:hAnsi="Times New Roman" w:cs="Times New Roman"/>
+          <w:b/>
+          <w:bCs/>
+          <w:sz w:val="26"/>
+          <w:szCs w:val="26"/>
+        </w:rPr>
+      </w:pPr>
+      <w:r>
+        <w:rPr>
+          <w:rFonts w:ascii="Times New Roman" w:hAnsi="Times New Roman" w:cs="Times New Roman"/>
+          <w:b/>
+          <w:bCs/>
+          <w:sz w:val="26"/>
+          <w:szCs w:val="26"/>
+        </w:rPr>
         <w:t>2. CÁC TRƯỜNG HỢP KIỂM THỬ (Test Cases)</w:t>
       </w:r>
     </w:p>
@@ -698,6 +740,7 @@
           <w:sz w:val="26"/>
           <w:szCs w:val="26"/>
         </w:rPr>
+        <w:lastRenderedPageBreak/>
         <w:t>Kết quả mong đợi:</w:t>
       </w:r>
     </w:p>
@@ -719,7 +762,6 @@
           <w:sz w:val="26"/>
           <w:szCs w:val="26"/>
         </w:rPr>
-        <w:lastRenderedPageBreak/>
         <w:t xml:space="preserve">Hiển thị thông báo: </w:t>
       </w:r>
       <w:r>
@@ -2467,6 +2509,23 @@
 </file>
 
 <file path=customXml/item1.xml><?xml version="1.0" encoding="utf-8"?>
+<p:properties xmlns:p="http://schemas.microsoft.com/office/2006/metadata/properties" xmlns:xsi="http://www.w3.org/2001/XMLSchema-instance" xmlns:pc="http://schemas.microsoft.com/office/infopath/2007/PartnerControls">
+  <documentManagement>
+    <_activity xmlns="12a55811-4463-4442-a5f0-abbe1199b903" xsi:nil="true"/>
+  </documentManagement>
+</p:properties>
+</file>
+
+<file path=customXml/item2.xml><?xml version="1.0" encoding="utf-8"?>
+<?mso-contentType ?>
+<FormTemplates xmlns="http://schemas.microsoft.com/sharepoint/v3/contenttype/forms">
+  <Display>DocumentLibraryForm</Display>
+  <Edit>DocumentLibraryForm</Edit>
+  <New>DocumentLibraryForm</New>
+</FormTemplates>
+</file>
+
+<file path=customXml/item3.xml><?xml version="1.0" encoding="utf-8"?>
 <ct:contentTypeSchema xmlns:ct="http://schemas.microsoft.com/office/2006/metadata/contentType" xmlns:ma="http://schemas.microsoft.com/office/2006/metadata/properties/metaAttributes" ct:_="" ma:_="" ma:contentTypeName="Document" ma:contentTypeID="0x0101009DEA6EBEE38411478B3E8735D973A20D" ma:contentTypeVersion="11" ma:contentTypeDescription="Create a new document." ma:contentTypeScope="" ma:versionID="4f92f99729f4be865be712b58a8d54a0">
   <xsd:schema xmlns:xsd="http://www.w3.org/2001/XMLSchema" xmlns:xs="http://www.w3.org/2001/XMLSchema" xmlns:p="http://schemas.microsoft.com/office/2006/metadata/properties" xmlns:ns3="12a55811-4463-4442-a5f0-abbe1199b903" targetNamespace="http://schemas.microsoft.com/office/2006/metadata/properties" ma:root="true" ma:fieldsID="c76f3cecb87a593791dbd6c32675003d" ns3:_="">
     <xsd:import namespace="12a55811-4463-4442-a5f0-abbe1199b903"/>
@@ -2654,24 +2713,25 @@
 </ct:contentTypeSchema>
 </file>
 
-<file path=customXml/item2.xml><?xml version="1.0" encoding="utf-8"?>
-<?mso-contentType ?>
-<FormTemplates xmlns="http://schemas.microsoft.com/sharepoint/v3/contenttype/forms">
-  <Display>DocumentLibraryForm</Display>
-  <Edit>DocumentLibraryForm</Edit>
-  <New>DocumentLibraryForm</New>
-</FormTemplates>
+<file path=customXml/itemProps1.xml><?xml version="1.0" encoding="utf-8"?>
+<ds:datastoreItem xmlns:ds="http://schemas.openxmlformats.org/officeDocument/2006/customXml" ds:itemID="{DDF843D7-34E0-40FA-8415-468792620221}">
+  <ds:schemaRefs>
+    <ds:schemaRef ds:uri="http://schemas.microsoft.com/office/2006/metadata/properties"/>
+    <ds:schemaRef ds:uri="http://schemas.microsoft.com/office/infopath/2007/PartnerControls"/>
+    <ds:schemaRef ds:uri="12a55811-4463-4442-a5f0-abbe1199b903"/>
+  </ds:schemaRefs>
+</ds:datastoreItem>
 </file>
 
-<file path=customXml/item3.xml><?xml version="1.0" encoding="utf-8"?>
-<p:properties xmlns:p="http://schemas.microsoft.com/office/2006/metadata/properties" xmlns:xsi="http://www.w3.org/2001/XMLSchema-instance" xmlns:pc="http://schemas.microsoft.com/office/infopath/2007/PartnerControls">
-  <documentManagement>
-    <_activity xmlns="12a55811-4463-4442-a5f0-abbe1199b903" xsi:nil="true"/>
-  </documentManagement>
-</p:properties>
+<file path=customXml/itemProps2.xml><?xml version="1.0" encoding="utf-8"?>
+<ds:datastoreItem xmlns:ds="http://schemas.openxmlformats.org/officeDocument/2006/customXml" ds:itemID="{E9B867DE-C4D3-4A68-8A78-05C3080F7EC4}">
+  <ds:schemaRefs>
+    <ds:schemaRef ds:uri="http://schemas.microsoft.com/sharepoint/v3/contenttype/forms"/>
+  </ds:schemaRefs>
+</ds:datastoreItem>
 </file>
 
-<file path=customXml/itemProps1.xml><?xml version="1.0" encoding="utf-8"?>
+<file path=customXml/itemProps3.xml><?xml version="1.0" encoding="utf-8"?>
 <ds:datastoreItem xmlns:ds="http://schemas.openxmlformats.org/officeDocument/2006/customXml" ds:itemID="{BA8B7714-DDC6-46E5-AC9E-B265C5BE7407}">
   <ds:schemaRefs>
     <ds:schemaRef ds:uri="http://schemas.microsoft.com/office/2006/metadata/contentType"/>
@@ -2687,28 +2747,4 @@
     <ds:schemaRef ds:uri="http://schemas.microsoft.com/internal/obd"/>
   </ds:schemaRefs>
 </ds:datastoreItem>
-</file>
-
-<file path=customXml/itemProps2.xml><?xml version="1.0" encoding="utf-8"?>
-<ds:datastoreItem xmlns:ds="http://schemas.openxmlformats.org/officeDocument/2006/customXml" ds:itemID="{E9B867DE-C4D3-4A68-8A78-05C3080F7EC4}">
-  <ds:schemaRefs>
-    <ds:schemaRef ds:uri="http://schemas.microsoft.com/sharepoint/v3/contenttype/forms"/>
-  </ds:schemaRefs>
-</ds:datastoreItem>
-</file>
-
-<file path=customXml/itemProps3.xml><?xml version="1.0" encoding="utf-8"?>
-<ds:datastoreItem xmlns:ds="http://schemas.openxmlformats.org/officeDocument/2006/customXml" ds:itemID="{DDF843D7-34E0-40FA-8415-468792620221}">
-  <ds:schemaRefs>
-    <ds:schemaRef ds:uri="http://purl.org/dc/terms/"/>
-    <ds:schemaRef ds:uri="http://purl.org/dc/elements/1.1/"/>
-    <ds:schemaRef ds:uri="http://purl.org/dc/dcmitype/"/>
-    <ds:schemaRef ds:uri="http://schemas.microsoft.com/office/infopath/2007/PartnerControls"/>
-    <ds:schemaRef ds:uri="http://schemas.microsoft.com/office/2006/metadata/properties"/>
-    <ds:schemaRef ds:uri="http://schemas.openxmlformats.org/package/2006/metadata/core-properties"/>
-    <ds:schemaRef ds:uri="http://schemas.microsoft.com/office/2006/documentManagement/types"/>
-    <ds:schemaRef ds:uri="12a55811-4463-4442-a5f0-abbe1199b903"/>
-    <ds:schemaRef ds:uri="http://www.w3.org/XML/1998/namespace"/>
-  </ds:schemaRefs>
-</ds:datastoreItem>
 </file>